--- a/docs/archive/Literature_Handbook_Chapter2.docx
+++ b/docs/archive/Literature_Handbook_Chapter2.docx
@@ -6138,7 +6138,7 @@
               <w:rPr>
                 <w:sz w:val="17"/>
               </w:rPr>
-              <w:t>The most important Irish study for you — and your future supervisor’s own work. Compare: does your euro-core share fall after November 2010, as their finding would suggest?</w:t>
+              <w:t>The most important Irish study for you. Compare: does your euro-core share fall after November 2010, as their finding would suggest?</w:t>
             </w:r>
           </w:p>
         </w:tc>
@@ -6167,7 +6167,7 @@
               <w:rPr>
                 <w:sz w:val="17"/>
               </w:rPr>
-              <w:t>2.3.3, 2.4; H2b; outreach to Dr Twomey.</w:t>
+              <w:t>2.3.3, 2.4; H2b.</w:t>
             </w:r>
           </w:p>
         </w:tc>
@@ -8122,7 +8122,7 @@
               <w:rPr>
                 <w:sz w:val="17"/>
               </w:rPr>
-              <w:t>Your prospective supervisor’s early work: the basis for expecting a UK channel (H2d).</w:t>
+              <w:t>Early Irish evidence: the basis for expecting a UK channel (H2d).</w:t>
             </w:r>
           </w:p>
         </w:tc>
@@ -8151,7 +8151,7 @@
               <w:rPr>
                 <w:sz w:val="17"/>
               </w:rPr>
-              <w:t>2.3.1; H2d; outreach.</w:t>
+              <w:t>2.3.1; H2d.</w:t>
             </w:r>
           </w:p>
         </w:tc>
